--- a/docs/enrollment/OWC_manual_business_process_steps_enrollment_data.docx
+++ b/docs/enrollment/OWC_manual_business_process_steps_enrollment_data.docx
@@ -207,7 +207,7 @@
           <w:rPr>
             <w:color w:val="auto"/>
           </w:rPr>
-          <w:t>https://oklahoma.gov/education/services/student-information/state-public-enrollment-totals.html</w:t>
+          <w:t>https://oklahoma.gov/education/services/student-information/achieved-years-enrollment-totals.html</w:t>
         </w:r>
       </w:hyperlink>
     </w:p>
@@ -281,7 +281,7 @@
           <w:rPr>
             <w:rStyle w:val="Hyperlink"/>
           </w:rPr>
-          <w:t>https://oklahoma.gov/education/services/student-information/state-public-enrollment-totals.html</w:t>
+          <w:t>https://oklahoma.gov/education/services/student-information/achieved-years-enrollment-totals.html</w:t>
         </w:r>
       </w:hyperlink>
     </w:p>
@@ -311,7 +311,7 @@
         <w:tab/>
       </w:r>
       <w:r>
-        <w:t>Under State Public Enrollments Total, find FY 2024-2025</w:t>
+        <w:t>Under Achieved Years Enrollment Totals, find FY 2024-2025</w:t>
       </w:r>
       <w:r>
         <w:t xml:space="preserve"> or any desired year</w:t>
